--- a/t37_s5.docx
+++ b/t37_s5.docx
@@ -3,2348 +3,998 @@
 <w:document xmlns:wpc="http://schemas.microsoft.com/office/word/2010/wordprocessingCanvas" xmlns:mo="http://schemas.microsoft.com/office/mac/office/2008/main" xmlns:mc="http://schemas.openxmlformats.org/markup-compatibility/2006" xmlns:mv="urn:schemas-microsoft-com:mac:vml" xmlns:o="urn:schemas-microsoft-com:office:office" xmlns:r="http://schemas.openxmlformats.org/officeDocument/2006/relationships" xmlns:m="http://schemas.openxmlformats.org/officeDocument/2006/math" xmlns:v="urn:schemas-microsoft-com:vml" xmlns:wp14="http://schemas.microsoft.com/office/word/2010/wordprocessingDrawing" xmlns:wp="http://schemas.openxmlformats.org/drawingml/2006/wordprocessingDrawing" xmlns:w10="urn:schemas-microsoft-com:office:word" xmlns:w="http://schemas.openxmlformats.org/wordprocessingml/2006/main" xmlns:w14="http://schemas.microsoft.com/office/word/2010/wordml" xmlns:wpg="http://schemas.microsoft.com/office/word/2010/wordprocessingGroup" xmlns:wpi="http://schemas.microsoft.com/office/word/2010/wordprocessingInk" xmlns:wne="http://schemas.microsoft.com/office/word/2006/wordml" xmlns:wps="http://schemas.microsoft.com/office/word/2010/wordprocessingShape" mc:Ignorable="w14 wp14">
   <w:body>
     <w:p>
-      <w:pPr>
-        <w:spacing w:after="40" w:before="120"/>
-      </w:pPr>
       <w:r>
-        <w:rPr>
-          <w:b w:val="0"/>
-          <w:i w:val="0"/>
-          <w:sz w:val="22"/>
-        </w:rPr>
-        <w:t>Question: Select the word most similar in meaning to 'ephemeral'.</w:t>
+        <w:t xml:space="preserve">Question: The currency of Japan is the:</w:t>
       </w:r>
     </w:p>
     <w:p>
-      <w:pPr>
-        <w:spacing w:after="0" w:before="0"/>
-      </w:pPr>
       <w:r>
-        <w:rPr>
-          <w:b w:val="0"/>
-          <w:i w:val="0"/>
-          <w:sz w:val="22"/>
-        </w:rPr>
-        <w:t>(a) Eternal</w:t>
+        <w:t xml:space="preserve">(a) Dollar</w:t>
       </w:r>
     </w:p>
     <w:p>
-      <w:pPr>
-        <w:spacing w:after="0" w:before="0"/>
-      </w:pPr>
       <w:r>
-        <w:rPr>
-          <w:b w:val="0"/>
-          <w:i w:val="0"/>
-          <w:sz w:val="22"/>
-        </w:rPr>
-        <w:t>(b) Transient</w:t>
+        <w:t xml:space="preserve">(b) Yen</w:t>
       </w:r>
     </w:p>
     <w:p>
-      <w:pPr>
-        <w:spacing w:after="0" w:before="0"/>
-      </w:pPr>
       <w:r>
-        <w:rPr>
-          <w:b w:val="0"/>
-          <w:i w:val="0"/>
-          <w:sz w:val="22"/>
-        </w:rPr>
-        <w:t>(c) Permanent</w:t>
+        <w:t xml:space="preserve">(c) Euro</w:t>
       </w:r>
     </w:p>
     <w:p>
-      <w:pPr>
-        <w:spacing w:after="0" w:before="0"/>
-      </w:pPr>
       <w:r>
-        <w:rPr>
-          <w:b w:val="0"/>
-          <w:i w:val="0"/>
-          <w:sz w:val="22"/>
-        </w:rPr>
-        <w:t>(d) Durable</w:t>
+        <w:t xml:space="preserve">(d) Pound</w:t>
       </w:r>
     </w:p>
     <w:p>
-      <w:pPr>
-        <w:spacing w:after="0" w:before="40"/>
-      </w:pPr>
       <w:r>
-        <w:rPr>
-          <w:b/>
-          <w:i w:val="0"/>
-          <w:sz w:val="22"/>
-        </w:rPr>
-        <w:t>Answer: b</w:t>
+        <w:t xml:space="preserve">Answer: b</w:t>
       </w:r>
     </w:p>
     <w:p>
-      <w:pPr>
-        <w:spacing w:after="0" w:before="0"/>
-      </w:pPr>
       <w:r>
-        <w:rPr>
-          <w:b w:val="0"/>
-          <w:i w:val="0"/>
-          <w:sz w:val="21"/>
-        </w:rPr>
-        <w:t>Solution: 'Ephemeral' means lasting for a very short time, i.e., transient or fleeting. Eternal (a), permanent (c), and durable (d) all mean lasting a long time, making them antonyms.</w:t>
+        <w:t xml:space="preserve">Solution: The yen is the official currency of Japan; the euro is used across much of Europe.</w:t>
       </w:r>
     </w:p>
     <w:p>
-      <w:pPr>
-        <w:spacing w:after="0" w:before="0"/>
-      </w:pPr>
       <w:r>
-        <w:rPr>
-          <w:b w:val="0"/>
-          <w:i w:val="0"/>
-          <w:sz w:val="20"/>
-        </w:rPr>
-        <w:t>Positive Marks: 1</w:t>
+        <w:t xml:space="preserve">Positive Marks: 1</w:t>
       </w:r>
     </w:p>
     <w:p>
-      <w:pPr>
-        <w:spacing w:after="160" w:before="0"/>
-      </w:pPr>
       <w:r>
-        <w:rPr>
-          <w:b w:val="0"/>
-          <w:i w:val="0"/>
-          <w:sz w:val="20"/>
-        </w:rPr>
-        <w:t>Negative Marks: 0.25</w:t>
+        <w:t xml:space="preserve">Negative Marks: 0.25</w:t>
       </w:r>
     </w:p>
     <w:p>
-      <w:pPr>
-        <w:spacing w:after="40" w:before="120"/>
-      </w:pPr>
       <w:r>
-        <w:rPr>
-          <w:b w:val="0"/>
-          <w:i w:val="0"/>
-          <w:sz w:val="22"/>
-        </w:rPr>
-        <w:t>Question: Select the antonym of 'lenient'.</w:t>
+        <w:t xml:space="preserve"/>
       </w:r>
     </w:p>
     <w:p>
-      <w:pPr>
-        <w:spacing w:after="0" w:before="0"/>
-      </w:pPr>
       <w:r>
-        <w:rPr>
-          <w:b w:val="0"/>
-          <w:i w:val="0"/>
-          <w:sz w:val="22"/>
-        </w:rPr>
-        <w:t>(a) Indulgent</w:t>
+        <w:t xml:space="preserve">Question: The LCM of 4, 6, and 8 is:</w:t>
       </w:r>
     </w:p>
     <w:p>
-      <w:pPr>
-        <w:spacing w:after="0" w:before="0"/>
-      </w:pPr>
       <w:r>
-        <w:rPr>
-          <w:b w:val="0"/>
-          <w:i w:val="0"/>
-          <w:sz w:val="22"/>
-        </w:rPr>
-        <w:t>(b) Merciful</w:t>
+        <w:t xml:space="preserve">(a) 48</w:t>
       </w:r>
     </w:p>
     <w:p>
-      <w:pPr>
-        <w:spacing w:after="0" w:before="0"/>
-      </w:pPr>
       <w:r>
-        <w:rPr>
-          <w:b w:val="0"/>
-          <w:i w:val="0"/>
-          <w:sz w:val="22"/>
-        </w:rPr>
-        <w:t>(c) Strict</w:t>
+        <w:t xml:space="preserve">(b) 96</w:t>
       </w:r>
     </w:p>
     <w:p>
-      <w:pPr>
-        <w:spacing w:after="0" w:before="0"/>
-      </w:pPr>
       <w:r>
-        <w:rPr>
-          <w:b w:val="0"/>
-          <w:i w:val="0"/>
-          <w:sz w:val="22"/>
-        </w:rPr>
-        <w:t>(d) Tolerant</w:t>
+        <w:t xml:space="preserve">(c) 24</w:t>
       </w:r>
     </w:p>
     <w:p>
-      <w:pPr>
-        <w:spacing w:after="0" w:before="40"/>
-      </w:pPr>
       <w:r>
-        <w:rPr>
-          <w:b/>
-          <w:i w:val="0"/>
-          <w:sz w:val="22"/>
-        </w:rPr>
-        <w:t>Answer: c</w:t>
+        <w:t xml:space="preserve">(d) 12</w:t>
       </w:r>
     </w:p>
     <w:p>
-      <w:pPr>
-        <w:spacing w:after="0" w:before="0"/>
-      </w:pPr>
       <w:r>
-        <w:rPr>
-          <w:b w:val="0"/>
-          <w:i w:val="0"/>
-          <w:sz w:val="21"/>
-        </w:rPr>
-        <w:t>Solution: 'Lenient' means merciful or tolerant, so its opposite is strict. Indulgent (a), merciful (b), and tolerant (d) are all synonyms of lenient.</w:t>
+        <w:t xml:space="preserve">Answer: c</w:t>
       </w:r>
     </w:p>
     <w:p>
-      <w:pPr>
-        <w:spacing w:after="0" w:before="0"/>
-      </w:pPr>
       <w:r>
-        <w:rPr>
-          <w:b w:val="0"/>
-          <w:i w:val="0"/>
-          <w:sz w:val="20"/>
-        </w:rPr>
-        <w:t>Positive Marks: 1</w:t>
+        <w:t xml:space="preserve">Solution: Multiples of 4, 6, and 8 meet first at 24: 24/4 = 6, 24/6 = 4, 24/8 = 3.</w:t>
       </w:r>
     </w:p>
     <w:p>
-      <w:pPr>
-        <w:spacing w:after="160" w:before="0"/>
-      </w:pPr>
       <w:r>
-        <w:rPr>
-          <w:b w:val="0"/>
-          <w:i w:val="0"/>
-          <w:sz w:val="20"/>
-        </w:rPr>
-        <w:t>Negative Marks: 0.25</w:t>
+        <w:t xml:space="preserve">Positive Marks: 1</w:t>
       </w:r>
     </w:p>
     <w:p>
-      <w:pPr>
-        <w:spacing w:after="40" w:before="120"/>
-      </w:pPr>
       <w:r>
-        <w:rPr>
-          <w:b w:val="0"/>
-          <w:i w:val="0"/>
-          <w:sz w:val="22"/>
-        </w:rPr>
-        <w:t>Question: A person who loves and collects books is called a:</w:t>
+        <w:t xml:space="preserve">Negative Marks: 0.25</w:t>
       </w:r>
     </w:p>
     <w:p>
-      <w:pPr>
-        <w:spacing w:after="0" w:before="0"/>
-      </w:pPr>
       <w:r>
-        <w:rPr>
-          <w:b w:val="0"/>
-          <w:i w:val="0"/>
-          <w:sz w:val="22"/>
-        </w:rPr>
-        <w:t>(a) Bibliophile</w:t>
+        <w:t xml:space="preserve"/>
       </w:r>
     </w:p>
     <w:p>
-      <w:pPr>
-        <w:spacing w:after="0" w:before="0"/>
-      </w:pPr>
       <w:r>
-        <w:rPr>
-          <w:b w:val="0"/>
-          <w:i w:val="0"/>
-          <w:sz w:val="22"/>
-        </w:rPr>
-        <w:t>(b) Philatelist</w:t>
+        <w:t xml:space="preserve">Question: Which memory is non-volatile and holds the instructions needed at startup?</w:t>
       </w:r>
     </w:p>
     <w:p>
-      <w:pPr>
-        <w:spacing w:after="0" w:before="0"/>
-      </w:pPr>
       <w:r>
-        <w:rPr>
-          <w:b w:val="0"/>
-          <w:i w:val="0"/>
-          <w:sz w:val="22"/>
-        </w:rPr>
-        <w:t>(c) Numismatist</w:t>
+        <w:t xml:space="preserve">(a) ROM</w:t>
       </w:r>
     </w:p>
     <w:p>
-      <w:pPr>
-        <w:spacing w:after="0" w:before="0"/>
-      </w:pPr>
       <w:r>
-        <w:rPr>
-          <w:b w:val="0"/>
-          <w:i w:val="0"/>
-          <w:sz w:val="22"/>
-        </w:rPr>
-        <w:t>(d) Ornithologist</w:t>
+        <w:t xml:space="preserve">(b) RAM</w:t>
       </w:r>
     </w:p>
     <w:p>
-      <w:pPr>
-        <w:spacing w:after="0" w:before="40"/>
-      </w:pPr>
       <w:r>
-        <w:rPr>
-          <w:b/>
-          <w:i w:val="0"/>
-          <w:sz w:val="22"/>
-        </w:rPr>
-        <w:t>Answer: a</w:t>
+        <w:t xml:space="preserve">(c) Cache</w:t>
       </w:r>
     </w:p>
     <w:p>
-      <w:pPr>
-        <w:spacing w:after="0" w:before="0"/>
-      </w:pPr>
       <w:r>
-        <w:rPr>
-          <w:b w:val="0"/>
-          <w:i w:val="0"/>
-          <w:sz w:val="21"/>
-        </w:rPr>
-        <w:t>Solution: A bibliophile is a person who loves or collects books. A philatelist (b) collects stamps, a numismatist (c) collects coins, and an ornithologist (d) studies birds.</w:t>
+        <w:t xml:space="preserve">(d) Virtual memory</w:t>
       </w:r>
     </w:p>
     <w:p>
-      <w:pPr>
-        <w:spacing w:after="0" w:before="0"/>
-      </w:pPr>
       <w:r>
-        <w:rPr>
-          <w:b w:val="0"/>
-          <w:i w:val="0"/>
-          <w:sz w:val="20"/>
-        </w:rPr>
-        <w:t>Positive Marks: 1</w:t>
+        <w:t xml:space="preserve">Answer: a</w:t>
       </w:r>
     </w:p>
     <w:p>
-      <w:pPr>
-        <w:spacing w:after="160" w:before="0"/>
-      </w:pPr>
       <w:r>
-        <w:rPr>
-          <w:b w:val="0"/>
-          <w:i w:val="0"/>
-          <w:sz w:val="20"/>
-        </w:rPr>
-        <w:t>Negative Marks: 0.25</w:t>
+        <w:t xml:space="preserve">Solution: ROM (read-only memory) retains the boot instructions even when the power is off — it is non-volatile.</w:t>
       </w:r>
     </w:p>
     <w:p>
-      <w:pPr>
-        <w:spacing w:after="40" w:before="120"/>
-      </w:pPr>
       <w:r>
-        <w:rPr>
-          <w:b w:val="0"/>
-          <w:i w:val="0"/>
-          <w:sz w:val="22"/>
-        </w:rPr>
-        <w:t>Question: What is the meaning of the idiom 'to add insult to injury'?</w:t>
+        <w:t xml:space="preserve">Positive Marks: 1</w:t>
       </w:r>
     </w:p>
     <w:p>
-      <w:pPr>
-        <w:spacing w:after="0" w:before="0"/>
-      </w:pPr>
       <w:r>
-        <w:rPr>
-          <w:b w:val="0"/>
-          <w:i w:val="0"/>
-          <w:sz w:val="22"/>
-        </w:rPr>
-        <w:t>(a) To make a bad situation even worse</w:t>
+        <w:t xml:space="preserve">Negative Marks: 0.25</w:t>
       </w:r>
     </w:p>
     <w:p>
-      <w:pPr>
-        <w:spacing w:after="0" w:before="0"/>
-      </w:pPr>
       <w:r>
-        <w:rPr>
-          <w:b w:val="0"/>
-          <w:i w:val="0"/>
-          <w:sz w:val="22"/>
-        </w:rPr>
-        <w:t>(b) To forgive someone who has hurt you</w:t>
+        <w:t xml:space="preserve"/>
       </w:r>
     </w:p>
     <w:p>
-      <w:pPr>
-        <w:spacing w:after="0" w:before="0"/>
-      </w:pPr>
       <w:r>
-        <w:rPr>
-          <w:b w:val="0"/>
-          <w:i w:val="0"/>
-          <w:sz w:val="22"/>
-        </w:rPr>
-        <w:t>(c) To treat a wound carefully</w:t>
+        <w:t xml:space="preserve">Question: The longest river in the world is the:</w:t>
       </w:r>
     </w:p>
     <w:p>
-      <w:pPr>
-        <w:spacing w:after="0" w:before="0"/>
-      </w:pPr>
       <w:r>
-        <w:rPr>
-          <w:b w:val="0"/>
-          <w:i w:val="0"/>
-          <w:sz w:val="22"/>
-        </w:rPr>
-        <w:t>(d) To speak rudely to a patient</w:t>
+        <w:t xml:space="preserve">(a) Ganga</w:t>
       </w:r>
     </w:p>
     <w:p>
-      <w:pPr>
-        <w:spacing w:after="0" w:before="40"/>
-      </w:pPr>
       <w:r>
-        <w:rPr>
-          <w:b/>
-          <w:i w:val="0"/>
-          <w:sz w:val="22"/>
-        </w:rPr>
-        <w:t>Answer: a</w:t>
+        <w:t xml:space="preserve">(b) Amazon</w:t>
       </w:r>
     </w:p>
     <w:p>
-      <w:pPr>
-        <w:spacing w:after="0" w:before="0"/>
-      </w:pPr>
       <w:r>
-        <w:rPr>
-          <w:b w:val="0"/>
-          <w:i w:val="0"/>
-          <w:sz w:val="21"/>
-        </w:rPr>
-        <w:t>Solution: 'To add insult to injury' means to make a bad situation worse by adding further offence or harm. The other options are literal interpretations and do not match the idiomatic meaning.</w:t>
+        <w:t xml:space="preserve">(c) Yangtze</w:t>
       </w:r>
     </w:p>
     <w:p>
-      <w:pPr>
-        <w:spacing w:after="0" w:before="0"/>
-      </w:pPr>
       <w:r>
-        <w:rPr>
-          <w:b w:val="0"/>
-          <w:i w:val="0"/>
-          <w:sz w:val="20"/>
-        </w:rPr>
-        <w:t>Positive Marks: 1</w:t>
+        <w:t xml:space="preserve">(d) Nile</w:t>
       </w:r>
     </w:p>
     <w:p>
-      <w:pPr>
-        <w:spacing w:after="160" w:before="0"/>
-      </w:pPr>
       <w:r>
-        <w:rPr>
-          <w:b w:val="0"/>
-          <w:i w:val="0"/>
-          <w:sz w:val="20"/>
-        </w:rPr>
-        <w:t>Negative Marks: 0.25</w:t>
+        <w:t xml:space="preserve">Answer: d</w:t>
       </w:r>
     </w:p>
     <w:p>
-      <w:pPr>
-        <w:spacing w:after="40" w:before="120"/>
-      </w:pPr>
       <w:r>
-        <w:rPr>
-          <w:b w:val="0"/>
-          <w:i w:val="0"/>
-          <w:sz w:val="22"/>
-        </w:rPr>
-        <w:t>Question: Which of the following words is correctly spelled?</w:t>
+        <w:t xml:space="preserve">Solution: The Nile in Africa is traditionally regarded as the world's longest river (about 6,650 km).</w:t>
       </w:r>
     </w:p>
     <w:p>
-      <w:pPr>
-        <w:spacing w:after="0" w:before="0"/>
-      </w:pPr>
       <w:r>
-        <w:rPr>
-          <w:b w:val="0"/>
-          <w:i w:val="0"/>
-          <w:sz w:val="22"/>
-        </w:rPr>
-        <w:t>(a) Occurence</w:t>
+        <w:t xml:space="preserve">Positive Marks: 1</w:t>
       </w:r>
     </w:p>
     <w:p>
-      <w:pPr>
-        <w:spacing w:after="0" w:before="0"/>
-      </w:pPr>
       <w:r>
-        <w:rPr>
-          <w:b w:val="0"/>
-          <w:i w:val="0"/>
-          <w:sz w:val="22"/>
-        </w:rPr>
-        <w:t>(b) Occurance</w:t>
+        <w:t xml:space="preserve">Negative Marks: 0.25</w:t>
       </w:r>
     </w:p>
     <w:p>
-      <w:pPr>
-        <w:spacing w:after="0" w:before="0"/>
-      </w:pPr>
       <w:r>
-        <w:rPr>
-          <w:b w:val="0"/>
-          <w:i w:val="0"/>
-          <w:sz w:val="22"/>
-        </w:rPr>
-        <w:t>(c) Occurrence</w:t>
+        <w:t xml:space="preserve"/>
       </w:r>
     </w:p>
     <w:p>
-      <w:pPr>
-        <w:spacing w:after="0" w:before="0"/>
-      </w:pPr>
       <w:r>
-        <w:rPr>
-          <w:b w:val="0"/>
-          <w:i w:val="0"/>
-          <w:sz w:val="22"/>
-        </w:rPr>
-        <w:t>(d) Ocurrence</w:t>
+        <w:t xml:space="preserve">Question: The simple interest on ₹5000 at 8% per annum for 2 years is:</w:t>
       </w:r>
     </w:p>
     <w:p>
-      <w:pPr>
-        <w:spacing w:after="0" w:before="40"/>
-      </w:pPr>
       <w:r>
-        <w:rPr>
-          <w:b/>
-          <w:i w:val="0"/>
-          <w:sz w:val="22"/>
-        </w:rPr>
-        <w:t>Answer: c</w:t>
+        <w:t xml:space="preserve">(a) ₹400</w:t>
       </w:r>
     </w:p>
     <w:p>
-      <w:pPr>
-        <w:spacing w:after="0" w:before="0"/>
-      </w:pPr>
       <w:r>
-        <w:rPr>
-          <w:b w:val="0"/>
-          <w:i w:val="0"/>
-          <w:sz w:val="21"/>
-        </w:rPr>
-        <w:t>Solution: The correct spelling is 'occurrence' — double 'c' followed by double 'r'. The other options have incorrect combinations of single and double letters.</w:t>
+        <w:t xml:space="preserve">(b) ₹800</w:t>
       </w:r>
     </w:p>
     <w:p>
-      <w:pPr>
-        <w:spacing w:after="0" w:before="0"/>
-      </w:pPr>
       <w:r>
-        <w:rPr>
-          <w:b w:val="0"/>
-          <w:i w:val="0"/>
-          <w:sz w:val="20"/>
-        </w:rPr>
-        <w:t>Positive Marks: 1</w:t>
+        <w:t xml:space="preserve">(c) ₹1000</w:t>
       </w:r>
     </w:p>
     <w:p>
-      <w:pPr>
-        <w:spacing w:after="160" w:before="0"/>
-      </w:pPr>
       <w:r>
-        <w:rPr>
-          <w:b w:val="0"/>
-          <w:i w:val="0"/>
-          <w:sz w:val="20"/>
-        </w:rPr>
-        <w:t>Negative Marks: 0.25</w:t>
+        <w:t xml:space="preserve">(d) ₹600</w:t>
       </w:r>
     </w:p>
     <w:p>
-      <w:pPr>
-        <w:spacing w:after="40" w:before="120"/>
-      </w:pPr>
       <w:r>
-        <w:rPr>
-          <w:b w:val="0"/>
-          <w:i w:val="0"/>
-          <w:sz w:val="22"/>
-        </w:rPr>
-        <w:t>Question: Fill in the blank with the correct article: 'He is ____ honest man.'</w:t>
+        <w:t xml:space="preserve">Answer: b</w:t>
       </w:r>
     </w:p>
     <w:p>
-      <w:pPr>
-        <w:spacing w:after="0" w:before="0"/>
-      </w:pPr>
       <w:r>
-        <w:rPr>
-          <w:b w:val="0"/>
-          <w:i w:val="0"/>
-          <w:sz w:val="22"/>
-        </w:rPr>
-        <w:t>(a) a</w:t>
+        <w:t xml:space="preserve">Solution: SI = 5000 x 8 x 2 / 100 = ₹800.</w:t>
       </w:r>
     </w:p>
     <w:p>
-      <w:pPr>
-        <w:spacing w:after="0" w:before="0"/>
-      </w:pPr>
       <w:r>
-        <w:rPr>
-          <w:b w:val="0"/>
-          <w:i w:val="0"/>
-          <w:sz w:val="22"/>
-        </w:rPr>
-        <w:t>(b) an</w:t>
+        <w:t xml:space="preserve">Positive Marks: 1</w:t>
       </w:r>
     </w:p>
     <w:p>
-      <w:pPr>
-        <w:spacing w:after="0" w:before="0"/>
-      </w:pPr>
       <w:r>
-        <w:rPr>
-          <w:b w:val="0"/>
-          <w:i w:val="0"/>
-          <w:sz w:val="22"/>
-        </w:rPr>
-        <w:t>(c) the</w:t>
+        <w:t xml:space="preserve">Negative Marks: 0.25</w:t>
       </w:r>
     </w:p>
     <w:p>
-      <w:pPr>
-        <w:spacing w:after="0" w:before="0"/>
-      </w:pPr>
       <w:r>
-        <w:rPr>
-          <w:b w:val="0"/>
-          <w:i w:val="0"/>
-          <w:sz w:val="22"/>
-        </w:rPr>
-        <w:t>(d) no article</w:t>
+        <w:t xml:space="preserve"/>
       </w:r>
     </w:p>
     <w:p>
-      <w:pPr>
-        <w:spacing w:after="0" w:before="40"/>
-      </w:pPr>
       <w:r>
-        <w:rPr>
-          <w:b/>
-          <w:i w:val="0"/>
-          <w:sz w:val="22"/>
-        </w:rPr>
-        <w:t>Answer: b</w:t>
+        <w:t xml:space="preserve">Question: Which of the following is an operating system?</w:t>
       </w:r>
     </w:p>
     <w:p>
-      <w:pPr>
-        <w:spacing w:after="0" w:before="0"/>
-      </w:pPr>
       <w:r>
-        <w:rPr>
-          <w:b w:val="0"/>
-          <w:i w:val="0"/>
-          <w:sz w:val="21"/>
-        </w:rPr>
-        <w:t>Solution: 'Honest' begins with a vowel sound ('h' is silent), so the correct indefinite article is 'an'. 'A' (a) is used before consonant sounds, and 'the' (c) is used for specific nouns.</w:t>
+        <w:t xml:space="preserve">(a) MS Word</w:t>
       </w:r>
     </w:p>
     <w:p>
-      <w:pPr>
-        <w:spacing w:after="0" w:before="0"/>
-      </w:pPr>
       <w:r>
-        <w:rPr>
-          <w:b w:val="0"/>
-          <w:i w:val="0"/>
-          <w:sz w:val="20"/>
-        </w:rPr>
-        <w:t>Positive Marks: 1</w:t>
+        <w:t xml:space="preserve">(b) Google Chrome</w:t>
       </w:r>
     </w:p>
     <w:p>
-      <w:pPr>
-        <w:spacing w:after="160" w:before="0"/>
-      </w:pPr>
       <w:r>
-        <w:rPr>
-          <w:b w:val="0"/>
-          <w:i w:val="0"/>
-          <w:sz w:val="20"/>
-        </w:rPr>
-        <w:t>Negative Marks: 0.25</w:t>
+        <w:t xml:space="preserve">(c) Linux</w:t>
       </w:r>
     </w:p>
     <w:p>
-      <w:pPr>
-        <w:spacing w:after="40" w:before="120"/>
-      </w:pPr>
       <w:r>
-        <w:rPr>
-          <w:b w:val="0"/>
-          <w:i w:val="0"/>
-          <w:sz w:val="22"/>
-        </w:rPr>
-        <w:t>Question: Identify the part of the sentence that contains an error: 'The team of doctors (a) are working (b) round the clock (c) in the emergency ward (d).'</w:t>
+        <w:t xml:space="preserve">(d) Photoshop</w:t>
       </w:r>
     </w:p>
     <w:p>
-      <w:pPr>
-        <w:spacing w:after="0" w:before="0"/>
-      </w:pPr>
       <w:r>
-        <w:rPr>
-          <w:b w:val="0"/>
-          <w:i w:val="0"/>
-          <w:sz w:val="22"/>
-        </w:rPr>
-        <w:t>(a) (a)</w:t>
+        <w:t xml:space="preserve">Answer: c</w:t>
       </w:r>
     </w:p>
     <w:p>
-      <w:pPr>
-        <w:spacing w:after="0" w:before="0"/>
-      </w:pPr>
       <w:r>
-        <w:rPr>
-          <w:b w:val="0"/>
-          <w:i w:val="0"/>
-          <w:sz w:val="22"/>
-        </w:rPr>
-        <w:t>(b) (b)</w:t>
+        <w:t xml:space="preserve">Solution: Linux is an operating system; MS Word and Photoshop are application software and Chrome is a browser.</w:t>
       </w:r>
     </w:p>
     <w:p>
-      <w:pPr>
-        <w:spacing w:after="0" w:before="0"/>
-      </w:pPr>
       <w:r>
-        <w:rPr>
-          <w:b w:val="0"/>
-          <w:i w:val="0"/>
-          <w:sz w:val="22"/>
-        </w:rPr>
-        <w:t>(c) (c)</w:t>
+        <w:t xml:space="preserve">Positive Marks: 1</w:t>
       </w:r>
     </w:p>
     <w:p>
-      <w:pPr>
-        <w:spacing w:after="0" w:before="0"/>
-      </w:pPr>
       <w:r>
-        <w:rPr>
-          <w:b w:val="0"/>
-          <w:i w:val="0"/>
-          <w:sz w:val="22"/>
-        </w:rPr>
-        <w:t>(d) (d)</w:t>
+        <w:t xml:space="preserve">Negative Marks: 0.25</w:t>
       </w:r>
     </w:p>
     <w:p>
-      <w:pPr>
-        <w:spacing w:after="0" w:before="40"/>
-      </w:pPr>
       <w:r>
-        <w:rPr>
-          <w:b/>
-          <w:i w:val="0"/>
-          <w:sz w:val="22"/>
-        </w:rPr>
-        <w:t>Answer: b</w:t>
+        <w:t xml:space="preserve"/>
       </w:r>
     </w:p>
     <w:p>
-      <w:pPr>
-        <w:spacing w:after="0" w:before="0"/>
-      </w:pPr>
       <w:r>
-        <w:rPr>
-          <w:b w:val="0"/>
-          <w:i w:val="0"/>
-          <w:sz w:val="21"/>
-        </w:rPr>
-        <w:t>Solution: The collective noun 'team' is singular, so the verb should be 'is working', not 'are working'. The error is in part (b). Parts (a), (c), and (d) are correct.</w:t>
+        <w:t xml:space="preserve">Question: The highest mountain peak in the world is:</w:t>
       </w:r>
     </w:p>
     <w:p>
-      <w:pPr>
-        <w:spacing w:after="0" w:before="0"/>
-      </w:pPr>
       <w:r>
-        <w:rPr>
-          <w:b w:val="0"/>
-          <w:i w:val="0"/>
-          <w:sz w:val="20"/>
-        </w:rPr>
-        <w:t>Positive Marks: 1</w:t>
+        <w:t xml:space="preserve">(a) Mount Everest</w:t>
       </w:r>
     </w:p>
     <w:p>
-      <w:pPr>
-        <w:spacing w:after="160" w:before="0"/>
-      </w:pPr>
       <w:r>
-        <w:rPr>
-          <w:b w:val="0"/>
-          <w:i w:val="0"/>
-          <w:sz w:val="20"/>
-        </w:rPr>
-        <w:t>Negative Marks: 0.25</w:t>
+        <w:t xml:space="preserve">(b) K2</w:t>
       </w:r>
     </w:p>
     <w:p>
-      <w:pPr>
-        <w:spacing w:after="40" w:before="120"/>
-      </w:pPr>
       <w:r>
-        <w:rPr>
-          <w:b w:val="0"/>
-          <w:i w:val="0"/>
-          <w:sz w:val="22"/>
-        </w:rPr>
-        <w:t>Question: A person who can speak many languages is called a:</w:t>
+        <w:t xml:space="preserve">(c) Kangchenjunga</w:t>
       </w:r>
     </w:p>
     <w:p>
-      <w:pPr>
-        <w:spacing w:after="0" w:before="0"/>
-      </w:pPr>
       <w:r>
-        <w:rPr>
-          <w:b w:val="0"/>
-          <w:i w:val="0"/>
-          <w:sz w:val="22"/>
-        </w:rPr>
-        <w:t>(a) Polyglot</w:t>
+        <w:t xml:space="preserve">(d) Nanda Devi</w:t>
       </w:r>
     </w:p>
     <w:p>
-      <w:pPr>
-        <w:spacing w:after="0" w:before="0"/>
-      </w:pPr>
       <w:r>
-        <w:rPr>
-          <w:b w:val="0"/>
-          <w:i w:val="0"/>
-          <w:sz w:val="22"/>
-        </w:rPr>
-        <w:t>(b) Monologue</w:t>
+        <w:t xml:space="preserve">Answer: a</w:t>
       </w:r>
     </w:p>
     <w:p>
-      <w:pPr>
-        <w:spacing w:after="0" w:before="0"/>
-      </w:pPr>
       <w:r>
-        <w:rPr>
-          <w:b w:val="0"/>
-          <w:i w:val="0"/>
-          <w:sz w:val="22"/>
-        </w:rPr>
-        <w:t>(c) Linguaphile</w:t>
+        <w:t xml:space="preserve">Solution: Mount Everest (8,848 m) in the Himalayas is the world's highest peak; K2 is second.</w:t>
       </w:r>
     </w:p>
     <w:p>
-      <w:pPr>
-        <w:spacing w:after="0" w:before="0"/>
-      </w:pPr>
       <w:r>
-        <w:rPr>
-          <w:b w:val="0"/>
-          <w:i w:val="0"/>
-          <w:sz w:val="22"/>
-        </w:rPr>
-        <w:t>(d) Orator</w:t>
+        <w:t xml:space="preserve">Positive Marks: 1</w:t>
       </w:r>
     </w:p>
     <w:p>
-      <w:pPr>
-        <w:spacing w:after="0" w:before="40"/>
-      </w:pPr>
       <w:r>
-        <w:rPr>
-          <w:b/>
-          <w:i w:val="0"/>
-          <w:sz w:val="22"/>
-        </w:rPr>
-        <w:t>Answer: a</w:t>
+        <w:t xml:space="preserve">Negative Marks: 0.25</w:t>
       </w:r>
     </w:p>
     <w:p>
-      <w:pPr>
-        <w:spacing w:after="0" w:before="0"/>
-      </w:pPr>
       <w:r>
-        <w:rPr>
-          <w:b w:val="0"/>
-          <w:i w:val="0"/>
-          <w:sz w:val="21"/>
-        </w:rPr>
-        <w:t>Solution: A polyglot is a person who knows and can speak many languages. A monologue (b) is a long speech by one person, a linguaphile (c) loves languages but the term for a speaker of many is polyglot, and an orator (d) is a skilled public speaker.</w:t>
+        <w:t xml:space="preserve"/>
       </w:r>
     </w:p>
     <w:p>
-      <w:pPr>
-        <w:spacing w:after="0" w:before="0"/>
-      </w:pPr>
       <w:r>
-        <w:rPr>
-          <w:b w:val="0"/>
-          <w:i w:val="0"/>
-          <w:sz w:val="20"/>
-        </w:rPr>
-        <w:t>Positive Marks: 1</w:t>
+        <w:t xml:space="preserve">Question: A car covers 120 km at 40 km/h and 180 km at 60 km/h. The average speed for the whole journey is:</w:t>
       </w:r>
     </w:p>
     <w:p>
-      <w:pPr>
-        <w:spacing w:after="160" w:before="0"/>
-      </w:pPr>
       <w:r>
-        <w:rPr>
-          <w:b w:val="0"/>
-          <w:i w:val="0"/>
-          <w:sz w:val="20"/>
-        </w:rPr>
-        <w:t>Negative Marks: 0.25</w:t>
+        <w:t xml:space="preserve">(a) 45 km/h</w:t>
       </w:r>
     </w:p>
     <w:p>
-      <w:pPr>
-        <w:spacing w:after="40" w:before="120"/>
-      </w:pPr>
       <w:r>
-        <w:rPr>
-          <w:b w:val="0"/>
-          <w:i w:val="0"/>
-          <w:sz w:val="22"/>
-        </w:rPr>
-        <w:t>Question: Find the sum of the fractions 1/2 and 1/3.</w:t>
+        <w:t xml:space="preserve">(b) 55 km/h</w:t>
       </w:r>
     </w:p>
     <w:p>
-      <w:pPr>
-        <w:spacing w:after="0" w:before="0"/>
-      </w:pPr>
       <w:r>
-        <w:rPr>
-          <w:b w:val="0"/>
-          <w:i w:val="0"/>
-          <w:sz w:val="22"/>
-        </w:rPr>
-        <w:t>(a) 2/5</w:t>
+        <w:t xml:space="preserve">(c) 40 km/h</w:t>
       </w:r>
     </w:p>
     <w:p>
-      <w:pPr>
-        <w:spacing w:after="0" w:before="0"/>
-      </w:pPr>
       <w:r>
-        <w:rPr>
-          <w:b w:val="0"/>
-          <w:i w:val="0"/>
-          <w:sz w:val="22"/>
-        </w:rPr>
-        <w:t>(b) 5/6</w:t>
+        <w:t xml:space="preserve">(d) 50 km/h</w:t>
       </w:r>
     </w:p>
     <w:p>
-      <w:pPr>
-        <w:spacing w:after="0" w:before="0"/>
-      </w:pPr>
       <w:r>
-        <w:rPr>
-          <w:b w:val="0"/>
-          <w:i w:val="0"/>
-          <w:sz w:val="22"/>
-        </w:rPr>
-        <w:t>(c) 3/5</w:t>
+        <w:t xml:space="preserve">Answer: d</w:t>
       </w:r>
     </w:p>
     <w:p>
-      <w:pPr>
-        <w:spacing w:after="0" w:before="0"/>
-      </w:pPr>
       <w:r>
-        <w:rPr>
-          <w:b w:val="0"/>
-          <w:i w:val="0"/>
-          <w:sz w:val="22"/>
-        </w:rPr>
-        <w:t>(d) 1/6</w:t>
+        <w:t xml:space="preserve">Solution: Total distance = 300 km; total time = 120/40 + 180/60 = 3 + 3 = 6 h; average = 300/6 = 50 km/h.</w:t>
       </w:r>
     </w:p>
     <w:p>
-      <w:pPr>
-        <w:spacing w:after="0" w:before="40"/>
-      </w:pPr>
       <w:r>
-        <w:rPr>
-          <w:b/>
-          <w:i w:val="0"/>
-          <w:sz w:val="22"/>
-        </w:rPr>
-        <w:t>Answer: b</w:t>
+        <w:t xml:space="preserve">Positive Marks: 1</w:t>
       </w:r>
     </w:p>
     <w:p>
-      <w:pPr>
-        <w:spacing w:after="0" w:before="0"/>
-      </w:pPr>
       <w:r>
-        <w:rPr>
-          <w:b w:val="0"/>
-          <w:i w:val="0"/>
-          <w:sz w:val="21"/>
-        </w:rPr>
-        <w:t>Solution: 1/2 + 1/3 = 3/6 + 2/6 = 5/6. The other options are incorrect sums of the two fractions.</w:t>
+        <w:t xml:space="preserve">Negative Marks: 0.25</w:t>
       </w:r>
     </w:p>
     <w:p>
-      <w:pPr>
-        <w:spacing w:after="0" w:before="0"/>
-      </w:pPr>
       <w:r>
-        <w:rPr>
-          <w:b w:val="0"/>
-          <w:i w:val="0"/>
-          <w:sz w:val="20"/>
-        </w:rPr>
-        <w:t>Positive Marks: 1</w:t>
+        <w:t xml:space="preserve"/>
       </w:r>
     </w:p>
     <w:p>
-      <w:pPr>
-        <w:spacing w:after="160" w:before="0"/>
-      </w:pPr>
       <w:r>
-        <w:rPr>
-          <w:b w:val="0"/>
-          <w:i w:val="0"/>
-          <w:sz w:val="20"/>
-        </w:rPr>
-        <w:t>Negative Marks: 0.25</w:t>
+        <w:t xml:space="preserve">Question: The "http" in a web address stands for:</w:t>
       </w:r>
     </w:p>
     <w:p>
-      <w:pPr>
-        <w:spacing w:after="40" w:before="120"/>
-      </w:pPr>
       <w:r>
-        <w:rPr>
-          <w:b w:val="0"/>
-          <w:i w:val="0"/>
-          <w:sz w:val="22"/>
-        </w:rPr>
-        <w:t>Question: The average of 6, 10, 14 and 18 is:</w:t>
+        <w:t xml:space="preserve">(a) High Transfer Text Protocol</w:t>
       </w:r>
     </w:p>
     <w:p>
-      <w:pPr>
-        <w:spacing w:after="0" w:before="0"/>
-      </w:pPr>
       <w:r>
-        <w:rPr>
-          <w:b w:val="0"/>
-          <w:i w:val="0"/>
-          <w:sz w:val="22"/>
-        </w:rPr>
-        <w:t>(a) 11</w:t>
+        <w:t xml:space="preserve">(b) HyperText Transfer Protocol</w:t>
       </w:r>
     </w:p>
     <w:p>
-      <w:pPr>
-        <w:spacing w:after="0" w:before="0"/>
-      </w:pPr>
       <w:r>
-        <w:rPr>
-          <w:b w:val="0"/>
-          <w:i w:val="0"/>
-          <w:sz w:val="22"/>
-        </w:rPr>
-        <w:t>(b) 12</w:t>
+        <w:t xml:space="preserve">(c) Hyperlink Text Transfer Process</w:t>
       </w:r>
     </w:p>
     <w:p>
-      <w:pPr>
-        <w:spacing w:after="0" w:before="0"/>
-      </w:pPr>
       <w:r>
-        <w:rPr>
-          <w:b w:val="0"/>
-          <w:i w:val="0"/>
-          <w:sz w:val="22"/>
-        </w:rPr>
-        <w:t>(c) 13</w:t>
+        <w:t xml:space="preserve">(d) Host Transfer Protocol</w:t>
       </w:r>
     </w:p>
     <w:p>
-      <w:pPr>
-        <w:spacing w:after="0" w:before="0"/>
-      </w:pPr>
       <w:r>
-        <w:rPr>
-          <w:b w:val="0"/>
-          <w:i w:val="0"/>
-          <w:sz w:val="22"/>
-        </w:rPr>
-        <w:t>(d) 14</w:t>
+        <w:t xml:space="preserve">Answer: b</w:t>
       </w:r>
     </w:p>
     <w:p>
-      <w:pPr>
-        <w:spacing w:after="0" w:before="40"/>
-      </w:pPr>
       <w:r>
-        <w:rPr>
-          <w:b/>
-          <w:i w:val="0"/>
-          <w:sz w:val="22"/>
-        </w:rPr>
-        <w:t>Answer: b</w:t>
+        <w:t xml:space="preserve">Solution: HTTP (HyperText Transfer Protocol) governs how web browsers and servers exchange pages.</w:t>
       </w:r>
     </w:p>
     <w:p>
-      <w:pPr>
-        <w:spacing w:after="0" w:before="0"/>
-      </w:pPr>
       <w:r>
-        <w:rPr>
-          <w:b w:val="0"/>
-          <w:i w:val="0"/>
-          <w:sz w:val="21"/>
-        </w:rPr>
-        <w:t>Solution: Average = (6 + 10 + 14 + 18) ÷ 4 = 48 ÷ 4 = 12. The other options are not the arithmetic mean of the four numbers.</w:t>
+        <w:t xml:space="preserve">Positive Marks: 1</w:t>
       </w:r>
     </w:p>
     <w:p>
-      <w:pPr>
-        <w:spacing w:after="0" w:before="0"/>
-      </w:pPr>
       <w:r>
-        <w:rPr>
-          <w:b w:val="0"/>
-          <w:i w:val="0"/>
-          <w:sz w:val="20"/>
-        </w:rPr>
-        <w:t>Positive Marks: 1</w:t>
+        <w:t xml:space="preserve">Negative Marks: 0.25</w:t>
       </w:r>
     </w:p>
     <w:p>
-      <w:pPr>
-        <w:spacing w:after="160" w:before="0"/>
-      </w:pPr>
       <w:r>
-        <w:rPr>
-          <w:b w:val="0"/>
-          <w:i w:val="0"/>
-          <w:sz w:val="20"/>
-        </w:rPr>
-        <w:t>Negative Marks: 0.25</w:t>
+        <w:t xml:space="preserve"/>
       </w:r>
     </w:p>
     <w:p>
-      <w:pPr>
-        <w:spacing w:after="40" w:before="120"/>
-      </w:pPr>
       <w:r>
-        <w:rPr>
-          <w:b w:val="0"/>
-          <w:i w:val="0"/>
-          <w:sz w:val="22"/>
-        </w:rPr>
-        <w:t>Question: Who is known as the 'Missile Man of India'?</w:t>
+        <w:t xml:space="preserve">Question: The national game of India is:</w:t>
       </w:r>
     </w:p>
     <w:p>
-      <w:pPr>
-        <w:spacing w:after="0" w:before="0"/>
-      </w:pPr>
       <w:r>
-        <w:rPr>
-          <w:b w:val="0"/>
-          <w:i w:val="0"/>
-          <w:sz w:val="22"/>
-        </w:rPr>
-        <w:t>(a) Vikram Sarabhai</w:t>
+        <w:t xml:space="preserve">(a) Cricket</w:t>
       </w:r>
     </w:p>
     <w:p>
-      <w:pPr>
-        <w:spacing w:after="0" w:before="0"/>
-      </w:pPr>
       <w:r>
-        <w:rPr>
-          <w:b w:val="0"/>
-          <w:i w:val="0"/>
-          <w:sz w:val="22"/>
-        </w:rPr>
-        <w:t>(b) APJ Abdul Kalam</w:t>
+        <w:t xml:space="preserve">(b) Kabaddi</w:t>
       </w:r>
     </w:p>
     <w:p>
-      <w:pPr>
-        <w:spacing w:after="0" w:before="0"/>
-      </w:pPr>
       <w:r>
-        <w:rPr>
-          <w:b w:val="0"/>
-          <w:i w:val="0"/>
-          <w:sz w:val="22"/>
-        </w:rPr>
-        <w:t>(c) Homi Bhabha</w:t>
+        <w:t xml:space="preserve">(c) Hockey</w:t>
       </w:r>
     </w:p>
     <w:p>
-      <w:pPr>
-        <w:spacing w:after="0" w:before="0"/>
-      </w:pPr>
       <w:r>
-        <w:rPr>
-          <w:b w:val="0"/>
-          <w:i w:val="0"/>
-          <w:sz w:val="22"/>
-        </w:rPr>
-        <w:t>(d) C.V. Raman</w:t>
+        <w:t xml:space="preserve">(d) Football</w:t>
       </w:r>
     </w:p>
     <w:p>
-      <w:pPr>
-        <w:spacing w:after="0" w:before="40"/>
-      </w:pPr>
       <w:r>
-        <w:rPr>
-          <w:b/>
-          <w:i w:val="0"/>
-          <w:sz w:val="22"/>
-        </w:rPr>
-        <w:t>Answer: b</w:t>
+        <w:t xml:space="preserve">Answer: c</w:t>
       </w:r>
     </w:p>
     <w:p>
-      <w:pPr>
-        <w:spacing w:after="0" w:before="0"/>
-      </w:pPr>
       <w:r>
-        <w:rPr>
-          <w:b w:val="0"/>
-          <w:i w:val="0"/>
-          <w:sz w:val="21"/>
-        </w:rPr>
-        <w:t>Solution: Dr. APJ Abdul Kalam is known as the 'Missile Man of India' for his work in developing India's missile and space programmes; he later served as President. Vikram Sarabhai (a) is the Father of the Indian space programme, Homi Bhabha (c) the Father of the Indian nuclear programme, and C.V. Raman (d) was a Nobel-winning physicist.</w:t>
+        <w:t xml:space="preserve">Solution: Hockey was declared the national game of India in 2012.</w:t>
       </w:r>
     </w:p>
     <w:p>
-      <w:pPr>
-        <w:spacing w:after="0" w:before="0"/>
-      </w:pPr>
       <w:r>
-        <w:rPr>
-          <w:b w:val="0"/>
-          <w:i w:val="0"/>
-          <w:sz w:val="20"/>
-        </w:rPr>
-        <w:t>Positive Marks: 1</w:t>
+        <w:t xml:space="preserve">Positive Marks: 1</w:t>
       </w:r>
     </w:p>
     <w:p>
-      <w:pPr>
-        <w:spacing w:after="160" w:before="0"/>
-      </w:pPr>
       <w:r>
-        <w:rPr>
-          <w:b w:val="0"/>
-          <w:i w:val="0"/>
-          <w:sz w:val="20"/>
-        </w:rPr>
-        <w:t>Negative Marks: 0.25</w:t>
+        <w:t xml:space="preserve">Negative Marks: 0.25</w:t>
       </w:r>
     </w:p>
     <w:p>
-      <w:pPr>
-        <w:spacing w:after="40" w:before="120"/>
-      </w:pPr>
       <w:r>
-        <w:rPr>
-          <w:b w:val="0"/>
-          <w:i w:val="0"/>
-          <w:sz w:val="22"/>
-        </w:rPr>
-        <w:t>Question: Which is the national sport of Japan?</w:t>
+        <w:t xml:space="preserve">Question: India's First Five Year Plan was launched in:</w:t>
       </w:r>
     </w:p>
     <w:p>
-      <w:pPr>
-        <w:spacing w:after="0" w:before="0"/>
-      </w:pPr>
       <w:r>
-        <w:rPr>
-          <w:b w:val="0"/>
-          <w:i w:val="0"/>
-          <w:sz w:val="22"/>
-        </w:rPr>
-        <w:t>(a) Judo</w:t>
+        <w:t xml:space="preserve">(a) 1951</w:t>
       </w:r>
     </w:p>
     <w:p>
-      <w:pPr>
-        <w:spacing w:after="0" w:before="0"/>
-      </w:pPr>
       <w:r>
-        <w:rPr>
-          <w:b w:val="0"/>
-          <w:i w:val="0"/>
-          <w:sz w:val="22"/>
-        </w:rPr>
-        <w:t>(b) Karate</w:t>
+        <w:t xml:space="preserve">(b) 1947</w:t>
       </w:r>
     </w:p>
     <w:p>
-      <w:pPr>
-        <w:spacing w:after="0" w:before="0"/>
-      </w:pPr>
       <w:r>
-        <w:rPr>
-          <w:b w:val="0"/>
-          <w:i w:val="0"/>
-          <w:sz w:val="22"/>
-        </w:rPr>
-        <w:t>(c) Sumo wrestling</w:t>
+        <w:t xml:space="preserve">(c) 1961</w:t>
       </w:r>
     </w:p>
     <w:p>
-      <w:pPr>
-        <w:spacing w:after="0" w:before="0"/>
-      </w:pPr>
       <w:r>
-        <w:rPr>
-          <w:b w:val="0"/>
-          <w:i w:val="0"/>
-          <w:sz w:val="22"/>
-        </w:rPr>
-        <w:t>(d) Kendo</w:t>
+        <w:t xml:space="preserve">(d) 1971</w:t>
       </w:r>
     </w:p>
     <w:p>
-      <w:pPr>
-        <w:spacing w:after="0" w:before="40"/>
-      </w:pPr>
       <w:r>
-        <w:rPr>
-          <w:b/>
-          <w:i w:val="0"/>
-          <w:sz w:val="22"/>
-        </w:rPr>
-        <w:t>Answer: c</w:t>
+        <w:t xml:space="preserve">Answer: a</w:t>
       </w:r>
     </w:p>
     <w:p>
-      <w:pPr>
-        <w:spacing w:after="0" w:before="0"/>
-      </w:pPr>
       <w:r>
-        <w:rPr>
-          <w:b w:val="0"/>
-          <w:i w:val="0"/>
-          <w:sz w:val="21"/>
-        </w:rPr>
-        <w:t>Solution: Sumo wrestling is the national sport of Japan. Judo (a), karate (b), and kendo (d) are Japanese martial arts but do not hold the status of national sport.</w:t>
+        <w:t xml:space="preserve">Solution: The First Five Year Plan (1951-56) focused on agriculture, irrigation, and power.</w:t>
       </w:r>
     </w:p>
     <w:p>
-      <w:pPr>
-        <w:spacing w:after="0" w:before="0"/>
-      </w:pPr>
       <w:r>
-        <w:rPr>
-          <w:b w:val="0"/>
-          <w:i w:val="0"/>
-          <w:sz w:val="20"/>
-        </w:rPr>
-        <w:t>Positive Marks: 1</w:t>
+        <w:t xml:space="preserve">Positive Marks: 1</w:t>
       </w:r>
     </w:p>
     <w:p>
-      <w:pPr>
-        <w:spacing w:after="160" w:before="0"/>
-      </w:pPr>
       <w:r>
-        <w:rPr>
-          <w:b w:val="0"/>
-          <w:i w:val="0"/>
-          <w:sz w:val="20"/>
-        </w:rPr>
-        <w:t>Negative Marks: 0.25</w:t>
+        <w:t xml:space="preserve">Negative Marks: 0.25</w:t>
       </w:r>
     </w:p>
     <w:p>
-      <w:pPr>
-        <w:spacing w:after="40" w:before="120"/>
-      </w:pPr>
       <w:r>
-        <w:rPr>
-          <w:b w:val="0"/>
-          <w:i w:val="0"/>
-          <w:sz w:val="22"/>
-        </w:rPr>
-        <w:t>Question: What is the currency of Saudi Arabia?</w:t>
+        <w:t xml:space="preserve"/>
       </w:r>
     </w:p>
     <w:p>
-      <w:pPr>
-        <w:spacing w:after="0" w:before="0"/>
-      </w:pPr>
       <w:r>
-        <w:rPr>
-          <w:b w:val="0"/>
-          <w:i w:val="0"/>
-          <w:sz w:val="22"/>
-        </w:rPr>
-        <w:t>(a) Riyal</w:t>
+        <w:t xml:space="preserve">Question: If 30% of a number is 45, what is the number?</w:t>
       </w:r>
     </w:p>
     <w:p>
-      <w:pPr>
-        <w:spacing w:after="0" w:before="0"/>
-      </w:pPr>
       <w:r>
-        <w:rPr>
-          <w:b w:val="0"/>
-          <w:i w:val="0"/>
-          <w:sz w:val="22"/>
-        </w:rPr>
-        <w:t>(b) Dinar</w:t>
+        <w:t xml:space="preserve">(a) 135</w:t>
       </w:r>
     </w:p>
     <w:p>
-      <w:pPr>
-        <w:spacing w:after="0" w:before="0"/>
-      </w:pPr>
       <w:r>
-        <w:rPr>
-          <w:b w:val="0"/>
-          <w:i w:val="0"/>
-          <w:sz w:val="22"/>
-        </w:rPr>
-        <w:t>(c) Dirham</w:t>
+        <w:t xml:space="preserve">(b) 90</w:t>
       </w:r>
     </w:p>
     <w:p>
-      <w:pPr>
-        <w:spacing w:after="0" w:before="0"/>
-      </w:pPr>
       <w:r>
-        <w:rPr>
-          <w:b w:val="0"/>
-          <w:i w:val="0"/>
-          <w:sz w:val="22"/>
-        </w:rPr>
-        <w:t>(d) Rupiah</w:t>
+        <w:t xml:space="preserve">(c) 120</w:t>
       </w:r>
     </w:p>
     <w:p>
-      <w:pPr>
-        <w:spacing w:after="0" w:before="40"/>
-      </w:pPr>
       <w:r>
-        <w:rPr>
-          <w:b/>
-          <w:i w:val="0"/>
-          <w:sz w:val="22"/>
-        </w:rPr>
-        <w:t>Answer: a</w:t>
+        <w:t xml:space="preserve">(d) 150</w:t>
       </w:r>
     </w:p>
     <w:p>
-      <w:pPr>
-        <w:spacing w:after="0" w:before="0"/>
-      </w:pPr>
       <w:r>
-        <w:rPr>
-          <w:b w:val="0"/>
-          <w:i w:val="0"/>
-          <w:sz w:val="21"/>
-        </w:rPr>
-        <w:t>Solution: The currency of Saudi Arabia is the Saudi Riyal. The Dinar (b) is used in countries like Kuwait and Iraq, the Dirham (c) in UAE and Morocco, and the Rupiah (d) in Indonesia.</w:t>
+        <w:t xml:space="preserve">Answer: d</w:t>
       </w:r>
     </w:p>
     <w:p>
-      <w:pPr>
-        <w:spacing w:after="0" w:before="0"/>
-      </w:pPr>
       <w:r>
-        <w:rPr>
-          <w:b w:val="0"/>
-          <w:i w:val="0"/>
-          <w:sz w:val="20"/>
-        </w:rPr>
-        <w:t>Positive Marks: 1</w:t>
+        <w:t xml:space="preserve">Solution: 0.30 x N = 45, so N = 45 / 0.30 = 150.</w:t>
       </w:r>
     </w:p>
     <w:p>
-      <w:pPr>
-        <w:spacing w:after="160" w:before="0"/>
-      </w:pPr>
       <w:r>
-        <w:rPr>
-          <w:b w:val="0"/>
-          <w:i w:val="0"/>
-          <w:sz w:val="20"/>
-        </w:rPr>
-        <w:t>Negative Marks: 0.25</w:t>
+        <w:t xml:space="preserve">Positive Marks: 1</w:t>
       </w:r>
     </w:p>
     <w:p>
-      <w:pPr>
-        <w:spacing w:after="40" w:before="120"/>
-      </w:pPr>
       <w:r>
-        <w:rPr>
-          <w:b w:val="0"/>
-          <w:i w:val="0"/>
-          <w:sz w:val="22"/>
-        </w:rPr>
-        <w:t>Question: Find the odd one out: carrot, onion, rose, cauliflower.</w:t>
+        <w:t xml:space="preserve">Negative Marks: 0.25</w:t>
       </w:r>
     </w:p>
     <w:p>
-      <w:pPr>
-        <w:spacing w:after="0" w:before="0"/>
-      </w:pPr>
       <w:r>
-        <w:rPr>
-          <w:b w:val="0"/>
-          <w:i w:val="0"/>
-          <w:sz w:val="22"/>
-        </w:rPr>
-        <w:t>(a) Carrot</w:t>
+        <w:t xml:space="preserve"/>
       </w:r>
     </w:p>
     <w:p>
-      <w:pPr>
-        <w:spacing w:after="0" w:before="0"/>
-      </w:pPr>
       <w:r>
-        <w:rPr>
-          <w:b w:val="0"/>
-          <w:i w:val="0"/>
-          <w:sz w:val="22"/>
-        </w:rPr>
-        <w:t>(b) Onion</w:t>
+        <w:t xml:space="preserve">Question: In MS Word, which shortcut is used to copy selected text?</w:t>
       </w:r>
     </w:p>
     <w:p>
-      <w:pPr>
-        <w:spacing w:after="0" w:before="0"/>
-      </w:pPr>
       <w:r>
-        <w:rPr>
-          <w:b w:val="0"/>
-          <w:i w:val="0"/>
-          <w:sz w:val="22"/>
-        </w:rPr>
-        <w:t>(c) Rose</w:t>
+        <w:t xml:space="preserve">(a) Ctrl + X</w:t>
       </w:r>
     </w:p>
     <w:p>
-      <w:pPr>
-        <w:spacing w:after="0" w:before="0"/>
-      </w:pPr>
       <w:r>
-        <w:rPr>
-          <w:b w:val="0"/>
-          <w:i w:val="0"/>
-          <w:sz w:val="22"/>
-        </w:rPr>
-        <w:t>(d) Cauliflower</w:t>
+        <w:t xml:space="preserve">(b) Ctrl + C</w:t>
       </w:r>
     </w:p>
     <w:p>
-      <w:pPr>
-        <w:spacing w:after="0" w:before="40"/>
-      </w:pPr>
       <w:r>
-        <w:rPr>
-          <w:b/>
-          <w:i w:val="0"/>
-          <w:sz w:val="22"/>
-        </w:rPr>
-        <w:t>Answer: c</w:t>
+        <w:t xml:space="preserve">(c) Ctrl + V</w:t>
       </w:r>
     </w:p>
     <w:p>
-      <w:pPr>
-        <w:spacing w:after="0" w:before="0"/>
-      </w:pPr>
       <w:r>
-        <w:rPr>
-          <w:b w:val="0"/>
-          <w:i w:val="0"/>
-          <w:sz w:val="21"/>
-        </w:rPr>
-        <w:t>Solution: Carrot, onion, and cauliflower are vegetables, whereas rose is a flower. Hence rose is the odd one out.</w:t>
+        <w:t xml:space="preserve">(d) Ctrl + Z</w:t>
       </w:r>
     </w:p>
     <w:p>
-      <w:pPr>
-        <w:spacing w:after="0" w:before="0"/>
-      </w:pPr>
       <w:r>
-        <w:rPr>
-          <w:b w:val="0"/>
-          <w:i w:val="0"/>
-          <w:sz w:val="20"/>
-        </w:rPr>
-        <w:t>Positive Marks: 1</w:t>
+        <w:t xml:space="preserve">Answer: b</w:t>
       </w:r>
     </w:p>
     <w:p>
-      <w:pPr>
-        <w:spacing w:after="160" w:before="0"/>
-      </w:pPr>
       <w:r>
-        <w:rPr>
-          <w:b w:val="0"/>
-          <w:i w:val="0"/>
-          <w:sz w:val="20"/>
-        </w:rPr>
-        <w:t>Negative Marks: 0.25</w:t>
+        <w:t xml:space="preserve">Solution: Ctrl + C copies, Ctrl + X cuts, Ctrl + V pastes, and Ctrl + Z undoes.</w:t>
       </w:r>
     </w:p>
     <w:p>
-      <w:pPr>
-        <w:spacing w:after="40" w:before="120"/>
-      </w:pPr>
       <w:r>
-        <w:rPr>
-          <w:b w:val="0"/>
-          <w:i w:val="0"/>
-          <w:sz w:val="22"/>
-        </w:rPr>
-        <w:t>Question: In a certain code, 'LETTER' is written as 'IBQQBO'. How will 'NURSE' be written in the same code?</w:t>
+        <w:t xml:space="preserve">Positive Marks: 1</w:t>
       </w:r>
     </w:p>
     <w:p>
-      <w:pPr>
-        <w:spacing w:after="0" w:before="0"/>
-      </w:pPr>
       <w:r>
-        <w:rPr>
-          <w:b w:val="0"/>
-          <w:i w:val="0"/>
-          <w:sz w:val="22"/>
-        </w:rPr>
-        <w:t>(a) KROPB</w:t>
+        <w:t xml:space="preserve">Negative Marks: 0.25</w:t>
       </w:r>
     </w:p>
     <w:p>
-      <w:pPr>
-        <w:spacing w:after="0" w:before="0"/>
-      </w:pPr>
       <w:r>
-        <w:rPr>
-          <w:b w:val="0"/>
-          <w:i w:val="0"/>
-          <w:sz w:val="22"/>
-        </w:rPr>
-        <w:t>(b) KRPOB</w:t>
+        <w:t xml:space="preserve"/>
       </w:r>
     </w:p>
     <w:p>
-      <w:pPr>
-        <w:spacing w:after="0" w:before="0"/>
-      </w:pPr>
       <w:r>
-        <w:rPr>
-          <w:b w:val="0"/>
-          <w:i w:val="0"/>
-          <w:sz w:val="22"/>
-        </w:rPr>
-        <w:t>(c) KRQPB</w:t>
+        <w:t xml:space="preserve">Question: The headquarters of the World Health Organization is located in:</w:t>
       </w:r>
     </w:p>
     <w:p>
-      <w:pPr>
-        <w:spacing w:after="0" w:before="0"/>
-      </w:pPr>
       <w:r>
-        <w:rPr>
-          <w:b w:val="0"/>
-          <w:i w:val="0"/>
-          <w:sz w:val="22"/>
-        </w:rPr>
-        <w:t>(d) KROBP</w:t>
+        <w:t xml:space="preserve">(a) New York</w:t>
       </w:r>
     </w:p>
     <w:p>
-      <w:pPr>
-        <w:spacing w:after="0" w:before="40"/>
-      </w:pPr>
       <w:r>
-        <w:rPr>
-          <w:b/>
-          <w:i w:val="0"/>
-          <w:sz w:val="22"/>
-        </w:rPr>
-        <w:t>Answer: a</w:t>
+        <w:t xml:space="preserve">(b) London</w:t>
       </w:r>
     </w:p>
     <w:p>
-      <w:pPr>
-        <w:spacing w:after="0" w:before="0"/>
-      </w:pPr>
       <w:r>
-        <w:rPr>
-          <w:b w:val="0"/>
-          <w:i w:val="0"/>
-          <w:sz w:val="21"/>
-        </w:rPr>
-        <w:t>Solution: Each letter is shifted 3 places backward: L→I, E→B, T→Q, T→Q, E→B, R→O. Applying the same rule to NURSE: N→K, U→R, R→O, S→P, E→B, giving KROPB.</w:t>
+        <w:t xml:space="preserve">(c) Geneva</w:t>
       </w:r>
     </w:p>
     <w:p>
-      <w:pPr>
-        <w:spacing w:after="0" w:before="0"/>
-      </w:pPr>
       <w:r>
-        <w:rPr>
-          <w:b w:val="0"/>
-          <w:i w:val="0"/>
-          <w:sz w:val="20"/>
-        </w:rPr>
-        <w:t>Positive Marks: 1</w:t>
+        <w:t xml:space="preserve">(d) Paris</w:t>
       </w:r>
     </w:p>
     <w:p>
-      <w:pPr>
-        <w:spacing w:after="160" w:before="0"/>
-      </w:pPr>
       <w:r>
-        <w:rPr>
-          <w:b w:val="0"/>
-          <w:i w:val="0"/>
-          <w:sz w:val="20"/>
-        </w:rPr>
-        <w:t>Negative Marks: 0.25</w:t>
+        <w:t xml:space="preserve">Answer: c</w:t>
       </w:r>
     </w:p>
     <w:p>
-      <w:pPr>
-        <w:spacing w:after="40" w:before="120"/>
-      </w:pPr>
       <w:r>
-        <w:rPr>
-          <w:b w:val="0"/>
-          <w:i w:val="0"/>
-          <w:sz w:val="22"/>
-        </w:rPr>
-        <w:t>Question: Find the next number in the series: 7, 11, 15, 19, ?</w:t>
+        <w:t xml:space="preserve">Solution: WHO headquarters is in Geneva, Switzerland.</w:t>
       </w:r>
     </w:p>
     <w:p>
-      <w:pPr>
-        <w:spacing w:after="0" w:before="0"/>
-      </w:pPr>
       <w:r>
-        <w:rPr>
-          <w:b w:val="0"/>
-          <w:i w:val="0"/>
-          <w:sz w:val="22"/>
-        </w:rPr>
-        <w:t>(a) 21</w:t>
+        <w:t xml:space="preserve">Positive Marks: 1</w:t>
       </w:r>
     </w:p>
     <w:p>
-      <w:pPr>
-        <w:spacing w:after="0" w:before="0"/>
-      </w:pPr>
       <w:r>
-        <w:rPr>
-          <w:b w:val="0"/>
-          <w:i w:val="0"/>
-          <w:sz w:val="22"/>
-        </w:rPr>
-        <w:t>(b) 23</w:t>
+        <w:t xml:space="preserve">Negative Marks: 0.25</w:t>
       </w:r>
     </w:p>
     <w:p>
-      <w:pPr>
-        <w:spacing w:after="0" w:before="0"/>
-      </w:pPr>
       <w:r>
-        <w:rPr>
-          <w:b w:val="0"/>
-          <w:i w:val="0"/>
-          <w:sz w:val="22"/>
-        </w:rPr>
-        <w:t>(c) 25</w:t>
+        <w:t xml:space="preserve"/>
       </w:r>
     </w:p>
     <w:p>
-      <w:pPr>
-        <w:spacing w:after="0" w:before="0"/>
-      </w:pPr>
       <w:r>
-        <w:rPr>
-          <w:b w:val="0"/>
-          <w:i w:val="0"/>
-          <w:sz w:val="22"/>
-        </w:rPr>
-        <w:t>(d) 27</w:t>
+        <w:t xml:space="preserve">Question: The sum of the ages of a father and son is 50. If the father is 4 times the son's age, the son is:</w:t>
       </w:r>
     </w:p>
     <w:p>
-      <w:pPr>
-        <w:spacing w:after="0" w:before="40"/>
-      </w:pPr>
       <w:r>
-        <w:rPr>
-          <w:b/>
-          <w:i w:val="0"/>
-          <w:sz w:val="22"/>
-        </w:rPr>
-        <w:t>Answer: b</w:t>
+        <w:t xml:space="preserve">(a) 10 years</w:t>
       </w:r>
     </w:p>
     <w:p>
-      <w:pPr>
-        <w:spacing w:after="0" w:before="0"/>
-      </w:pPr>
       <w:r>
-        <w:rPr>
-          <w:b w:val="0"/>
-          <w:i w:val="0"/>
-          <w:sz w:val="21"/>
-        </w:rPr>
-        <w:t>Solution: The series increases by 4 each time: 7+4=11, 11+4=15, 15+4=19, so 19+4=23. The other options do not follow the +4 pattern.</w:t>
+        <w:t xml:space="preserve">(b) 12 years</w:t>
       </w:r>
     </w:p>
     <w:p>
-      <w:pPr>
-        <w:spacing w:after="0" w:before="0"/>
-      </w:pPr>
       <w:r>
-        <w:rPr>
-          <w:b w:val="0"/>
-          <w:i w:val="0"/>
-          <w:sz w:val="20"/>
-        </w:rPr>
-        <w:t>Positive Marks: 1</w:t>
+        <w:t xml:space="preserve">(c) 8 years</w:t>
       </w:r>
     </w:p>
     <w:p>
-      <w:pPr>
-        <w:spacing w:after="160" w:before="0"/>
-      </w:pPr>
       <w:r>
-        <w:rPr>
-          <w:b w:val="0"/>
-          <w:i w:val="0"/>
-          <w:sz w:val="20"/>
-        </w:rPr>
-        <w:t>Negative Marks: 0.25</w:t>
+        <w:t xml:space="preserve">(d) 15 years</w:t>
       </w:r>
     </w:p>
     <w:p>
-      <w:pPr>
-        <w:spacing w:after="40" w:before="120"/>
-      </w:pPr>
       <w:r>
-        <w:rPr>
-          <w:b w:val="0"/>
-          <w:i w:val="0"/>
-          <w:sz w:val="22"/>
-        </w:rPr>
-        <w:t>Question: Which gas do plants absorb from the atmosphere during photosynthesis?</w:t>
+        <w:t xml:space="preserve">Answer: a</w:t>
       </w:r>
     </w:p>
     <w:p>
-      <w:pPr>
-        <w:spacing w:after="0" w:before="0"/>
-      </w:pPr>
       <w:r>
-        <w:rPr>
-          <w:b w:val="0"/>
-          <w:i w:val="0"/>
-          <w:sz w:val="22"/>
-        </w:rPr>
-        <w:t>(a) Oxygen</w:t>
+        <w:t xml:space="preserve">Solution: Let the son be x; then father is 4x. 5x = 50, so x = 10 years.</w:t>
       </w:r>
     </w:p>
     <w:p>
-      <w:pPr>
-        <w:spacing w:after="0" w:before="0"/>
-      </w:pPr>
       <w:r>
-        <w:rPr>
-          <w:b w:val="0"/>
-          <w:i w:val="0"/>
-          <w:sz w:val="22"/>
-        </w:rPr>
-        <w:t>(b) Nitrogen</w:t>
+        <w:t xml:space="preserve">Positive Marks: 1</w:t>
       </w:r>
     </w:p>
     <w:p>
-      <w:pPr>
-        <w:spacing w:after="0" w:before="0"/>
-      </w:pPr>
       <w:r>
-        <w:rPr>
-          <w:b w:val="0"/>
-          <w:i w:val="0"/>
-          <w:sz w:val="22"/>
-        </w:rPr>
-        <w:t>(c) Carbon dioxide</w:t>
+        <w:t xml:space="preserve">Negative Marks: 0.25</w:t>
       </w:r>
     </w:p>
     <w:p>
-      <w:pPr>
-        <w:spacing w:after="0" w:before="0"/>
-      </w:pPr>
       <w:r>
-        <w:rPr>
-          <w:b w:val="0"/>
-          <w:i w:val="0"/>
-          <w:sz w:val="22"/>
-        </w:rPr>
-        <w:t>(d) Hydrogen</w:t>
+        <w:t xml:space="preserve"/>
       </w:r>
     </w:p>
     <w:p>
-      <w:pPr>
-        <w:spacing w:after="0" w:before="40"/>
-      </w:pPr>
       <w:r>
-        <w:rPr>
-          <w:b/>
-          <w:i w:val="0"/>
-          <w:sz w:val="22"/>
-        </w:rPr>
-        <w:t>Answer: c</w:t>
+        <w:t xml:space="preserve">Question: Which of the following is a storage device?</w:t>
       </w:r>
     </w:p>
     <w:p>
-      <w:pPr>
-        <w:spacing w:after="0" w:before="0"/>
-      </w:pPr>
       <w:r>
-        <w:rPr>
-          <w:b w:val="0"/>
-          <w:i w:val="0"/>
-          <w:sz w:val="21"/>
-        </w:rPr>
-        <w:t>Solution: During photosynthesis, plants absorb carbon dioxide from the atmosphere and release oxygen. They release oxygen (a) rather than absorb it, and nitrogen (b) and hydrogen (d) are not used in photosynthesis.</w:t>
+        <w:t xml:space="preserve">(a) Monitor</w:t>
       </w:r>
     </w:p>
     <w:p>
-      <w:pPr>
-        <w:spacing w:after="0" w:before="0"/>
-      </w:pPr>
       <w:r>
-        <w:rPr>
-          <w:b w:val="0"/>
-          <w:i w:val="0"/>
-          <w:sz w:val="20"/>
-        </w:rPr>
-        <w:t>Positive Marks: 1</w:t>
+        <w:t xml:space="preserve">(b) Keyboard</w:t>
       </w:r>
     </w:p>
     <w:p>
-      <w:pPr>
-        <w:spacing w:after="160" w:before="0"/>
-      </w:pPr>
       <w:r>
-        <w:rPr>
-          <w:b w:val="0"/>
-          <w:i w:val="0"/>
-          <w:sz w:val="20"/>
-        </w:rPr>
-        <w:t>Negative Marks: 0.25</w:t>
+        <w:t xml:space="preserve">(c) Printer</w:t>
       </w:r>
     </w:p>
     <w:p>
-      <w:pPr>
-        <w:spacing w:after="40" w:before="120"/>
-      </w:pPr>
       <w:r>
-        <w:rPr>
-          <w:b w:val="0"/>
-          <w:i w:val="0"/>
-          <w:sz w:val="22"/>
-        </w:rPr>
-        <w:t>Question: What is the SI unit of force?</w:t>
+        <w:t xml:space="preserve">(d) Hard disk</w:t>
       </w:r>
     </w:p>
     <w:p>
-      <w:pPr>
-        <w:spacing w:after="0" w:before="0"/>
-      </w:pPr>
       <w:r>
-        <w:rPr>
-          <w:b w:val="0"/>
-          <w:i w:val="0"/>
-          <w:sz w:val="22"/>
-        </w:rPr>
-        <w:t>(a) Joule</w:t>
+        <w:t xml:space="preserve">Answer: d</w:t>
       </w:r>
     </w:p>
     <w:p>
-      <w:pPr>
-        <w:spacing w:after="0" w:before="0"/>
-      </w:pPr>
       <w:r>
-        <w:rPr>
-          <w:b w:val="0"/>
-          <w:i w:val="0"/>
-          <w:sz w:val="22"/>
-        </w:rPr>
-        <w:t>(b) Watt</w:t>
+        <w:t xml:space="preserve">Solution: The hard disk stores data permanently; monitors, keyboards, and printers are output or input devices.</w:t>
       </w:r>
     </w:p>
     <w:p>
-      <w:pPr>
-        <w:spacing w:after="0" w:before="0"/>
-      </w:pPr>
       <w:r>
-        <w:rPr>
-          <w:b w:val="0"/>
-          <w:i w:val="0"/>
-          <w:sz w:val="22"/>
-        </w:rPr>
-        <w:t>(c) Pascal</w:t>
+        <w:t xml:space="preserve">Positive Marks: 1</w:t>
       </w:r>
     </w:p>
     <w:p>
-      <w:pPr>
-        <w:spacing w:after="0" w:before="0"/>
-      </w:pPr>
       <w:r>
-        <w:rPr>
-          <w:b w:val="0"/>
-          <w:i w:val="0"/>
-          <w:sz w:val="22"/>
-        </w:rPr>
-        <w:t>(d) Newton</w:t>
+        <w:t xml:space="preserve">Negative Marks: 0.25</w:t>
       </w:r>
     </w:p>
     <w:p>
-      <w:pPr>
-        <w:spacing w:after="0" w:before="40"/>
-      </w:pPr>
       <w:r>
-        <w:rPr>
-          <w:b/>
-          <w:i w:val="0"/>
-          <w:sz w:val="22"/>
-        </w:rPr>
-        <w:t>Answer: d</w:t>
+        <w:t xml:space="preserve"/>
       </w:r>
     </w:p>
     <w:p>
-      <w:pPr>
-        <w:spacing w:after="0" w:before="0"/>
-      </w:pPr>
       <w:r>
-        <w:rPr>
-          <w:b w:val="0"/>
-          <w:i w:val="0"/>
-          <w:sz w:val="21"/>
-        </w:rPr>
-        <w:t>Solution: The SI unit of force is the Newton (N), named after Isaac Newton. The Joule (a) is the unit of energy, the Watt (b) of power, and the Pascal (c) of pressure.</w:t>
+        <w:t xml:space="preserve">Question: The first recipient of the Bharat Ratna award (1954) was:</w:t>
       </w:r>
     </w:p>
     <w:p>
-      <w:pPr>
-        <w:spacing w:after="0" w:before="0"/>
-      </w:pPr>
       <w:r>
-        <w:rPr>
-          <w:b w:val="0"/>
-          <w:i w:val="0"/>
-          <w:sz w:val="20"/>
-        </w:rPr>
-        <w:t>Positive Marks: 1</w:t>
+        <w:t xml:space="preserve">(a) Jawaharlal Nehru</w:t>
       </w:r>
     </w:p>
     <w:p>
-      <w:pPr>
-        <w:spacing w:after="160" w:before="0"/>
-      </w:pPr>
       <w:r>
-        <w:rPr>
-          <w:b w:val="0"/>
-          <w:i w:val="0"/>
-          <w:sz w:val="20"/>
-        </w:rPr>
-        <w:t>Negative Marks: 0.25</w:t>
+        <w:t xml:space="preserve">(b) C. Rajagopalachari</w:t>
       </w:r>
     </w:p>
     <w:p>
-      <w:pPr>
-        <w:spacing w:after="40" w:before="120"/>
-      </w:pPr>
       <w:r>
-        <w:rPr>
-          <w:b w:val="0"/>
-          <w:i w:val="0"/>
-          <w:sz w:val="22"/>
-        </w:rPr>
-        <w:t>Question: Which cell organelle is the site of protein synthesis?</w:t>
+        <w:t xml:space="preserve">(c) Indira Gandhi</w:t>
       </w:r>
     </w:p>
     <w:p>
-      <w:pPr>
-        <w:spacing w:after="0" w:before="0"/>
-      </w:pPr>
       <w:r>
-        <w:rPr>
-          <w:b w:val="0"/>
-          <w:i w:val="0"/>
-          <w:sz w:val="22"/>
-        </w:rPr>
-        <w:t>(a) Ribosome</w:t>
+        <w:t xml:space="preserve">(d) Sardar Patel</w:t>
       </w:r>
     </w:p>
     <w:p>
-      <w:pPr>
-        <w:spacing w:after="0" w:before="0"/>
-      </w:pPr>
       <w:r>
-        <w:rPr>
-          <w:b w:val="0"/>
-          <w:i w:val="0"/>
-          <w:sz w:val="22"/>
-        </w:rPr>
-        <w:t>(b) Mitochondria</w:t>
+        <w:t xml:space="preserve">Answer: b</w:t>
       </w:r>
     </w:p>
     <w:p>
-      <w:pPr>
-        <w:spacing w:after="0" w:before="0"/>
-      </w:pPr>
       <w:r>
-        <w:rPr>
-          <w:b w:val="0"/>
-          <w:i w:val="0"/>
-          <w:sz w:val="22"/>
-        </w:rPr>
-        <w:t>(c) Lysosome</w:t>
+        <w:t xml:space="preserve">Solution: In 1954 C. Rajagopalachari, Sarvepalli Radhakrishnan, and C.V. Raman received the first Bharat Ratnas.</w:t>
       </w:r>
     </w:p>
     <w:p>
-      <w:pPr>
-        <w:spacing w:after="0" w:before="0"/>
-      </w:pPr>
       <w:r>
-        <w:rPr>
-          <w:b w:val="0"/>
-          <w:i w:val="0"/>
-          <w:sz w:val="22"/>
-        </w:rPr>
-        <w:t>(d) Golgi apparatus</w:t>
+        <w:t xml:space="preserve">Positive Marks: 1</w:t>
       </w:r>
     </w:p>
     <w:p>
-      <w:pPr>
-        <w:spacing w:after="0" w:before="40"/>
-      </w:pPr>
       <w:r>
-        <w:rPr>
-          <w:b/>
-          <w:i w:val="0"/>
-          <w:sz w:val="22"/>
-        </w:rPr>
-        <w:t>Answer: a</w:t>
+        <w:t xml:space="preserve">Negative Marks: 0.25</w:t>
       </w:r>
     </w:p>
     <w:p>
-      <w:pPr>
-        <w:spacing w:after="0" w:before="0"/>
-      </w:pPr>
       <w:r>
-        <w:rPr>
-          <w:b w:val="0"/>
-          <w:i w:val="0"/>
-          <w:sz w:val="21"/>
-        </w:rPr>
-        <w:t>Solution: Ribosomes are the sites of protein synthesis in the cell. Mitochondria (b) produce energy, lysosomes (c) digest waste, and the Golgi apparatus (d) packages and modifies proteins.</w:t>
+        <w:t xml:space="preserve"/>
       </w:r>
     </w:p>
     <w:p>
-      <w:pPr>
-        <w:spacing w:after="0" w:before="0"/>
-      </w:pPr>
       <w:r>
-        <w:rPr>
-          <w:b w:val="0"/>
-          <w:i w:val="0"/>
-          <w:sz w:val="20"/>
-        </w:rPr>
-        <w:t>Positive Marks: 1</w:t>
+        <w:t xml:space="preserve">Question: If 5 pens cost ₹75, the cost of 8 pens is:</w:t>
       </w:r>
     </w:p>
     <w:p>
-      <w:pPr>
-        <w:spacing w:after="160" w:before="0"/>
-      </w:pPr>
       <w:r>
-        <w:rPr>
-          <w:b w:val="0"/>
-          <w:i w:val="0"/>
-          <w:sz w:val="20"/>
-        </w:rPr>
-        <w:t>Negative Marks: 0.25</w:t>
+        <w:t xml:space="preserve">(a) ₹100</w:t>
       </w:r>
     </w:p>
     <w:p>
-      <w:pPr>
-        <w:spacing w:after="40" w:before="120"/>
-      </w:pPr>
       <w:r>
-        <w:rPr>
-          <w:b w:val="0"/>
-          <w:i w:val="0"/>
-          <w:sz w:val="22"/>
-        </w:rPr>
-        <w:t>Question: What is the normal pH range of human blood?</w:t>
+        <w:t xml:space="preserve">(b) ₹115</w:t>
       </w:r>
     </w:p>
     <w:p>
-      <w:pPr>
-        <w:spacing w:after="0" w:before="0"/>
-      </w:pPr>
       <w:r>
-        <w:rPr>
-          <w:b w:val="0"/>
-          <w:i w:val="0"/>
-          <w:sz w:val="22"/>
-        </w:rPr>
-        <w:t>(a) 6.35–6.45</w:t>
+        <w:t xml:space="preserve">(c) ₹120</w:t>
       </w:r>
     </w:p>
     <w:p>
-      <w:pPr>
-        <w:spacing w:after="0" w:before="0"/>
-      </w:pPr>
       <w:r>
-        <w:rPr>
-          <w:b w:val="0"/>
-          <w:i w:val="0"/>
-          <w:sz w:val="22"/>
-        </w:rPr>
-        <w:t>(b) 7.00–7.10</w:t>
+        <w:t xml:space="preserve">(d) ₹140</w:t>
       </w:r>
     </w:p>
     <w:p>
-      <w:pPr>
-        <w:spacing w:after="0" w:before="0"/>
-      </w:pPr>
       <w:r>
-        <w:rPr>
-          <w:b w:val="0"/>
-          <w:i w:val="0"/>
-          <w:sz w:val="22"/>
-        </w:rPr>
-        <w:t>(c) 7.35–7.45</w:t>
+        <w:t xml:space="preserve">Answer: c</w:t>
       </w:r>
     </w:p>
     <w:p>
-      <w:pPr>
-        <w:spacing w:after="0" w:before="0"/>
-      </w:pPr>
       <w:r>
-        <w:rPr>
-          <w:b w:val="0"/>
-          <w:i w:val="0"/>
-          <w:sz w:val="22"/>
-        </w:rPr>
-        <w:t>(d) 8.00–8.10</w:t>
+        <w:t xml:space="preserve">Solution: One pen costs 75/5 = ₹15; 8 pens cost 8 x 15 = ₹120.</w:t>
       </w:r>
     </w:p>
     <w:p>
-      <w:pPr>
-        <w:spacing w:after="0" w:before="40"/>
-      </w:pPr>
       <w:r>
-        <w:rPr>
-          <w:b/>
-          <w:i w:val="0"/>
-          <w:sz w:val="22"/>
-        </w:rPr>
-        <w:t>Answer: c</w:t>
+        <w:t xml:space="preserve">Positive Marks: 1</w:t>
       </w:r>
     </w:p>
     <w:p>
-      <w:pPr>
-        <w:spacing w:after="0" w:before="0"/>
-      </w:pPr>
       <w:r>
-        <w:rPr>
-          <w:b w:val="0"/>
-          <w:i w:val="0"/>
-          <w:sz w:val="21"/>
-        </w:rPr>
-        <w:t>Solution: Normal arterial blood pH is 7.35–7.45, maintained within this narrow range by buffer systems. Values below 7.35 indicate acidosis and above 7.45 alkalosis.</w:t>
+        <w:t xml:space="preserve">Negative Marks: 0.25</w:t>
       </w:r>
     </w:p>
     <w:p>
-      <w:pPr>
-        <w:spacing w:after="0" w:before="0"/>
-      </w:pPr>
       <w:r>
-        <w:rPr>
-          <w:b w:val="0"/>
-          <w:i w:val="0"/>
-          <w:sz w:val="20"/>
-        </w:rPr>
-        <w:t>Positive Marks: 1</w:t>
+        <w:t xml:space="preserve"/>
       </w:r>
     </w:p>
     <w:p>
-      <w:pPr>
-        <w:spacing w:after="160" w:before="0"/>
-      </w:pPr>
       <w:r>
-        <w:rPr>
-          <w:b w:val="0"/>
-          <w:i w:val="0"/>
-          <w:sz w:val="20"/>
-        </w:rPr>
-        <w:t>Negative Marks: 0.25</w:t>
+        <w:t xml:space="preserve">Question: Which of the following is a valid email address?</w:t>
+      </w:r>
+    </w:p>
+    <w:p>
+      <w:r>
+        <w:t xml:space="preserve">(a) nurse@example.com</w:t>
+      </w:r>
+    </w:p>
+    <w:p>
+      <w:r>
+        <w:t xml:space="preserve">(b) nurse.example.com</w:t>
+      </w:r>
+    </w:p>
+    <w:p>
+      <w:r>
+        <w:t xml:space="preserve">(c) www.nurse.com</w:t>
+      </w:r>
+    </w:p>
+    <w:p>
+      <w:r>
+        <w:t xml:space="preserve">(d) nurse#example</w:t>
+      </w:r>
+    </w:p>
+    <w:p>
+      <w:r>
+        <w:t xml:space="preserve">Answer: a</w:t>
+      </w:r>
+    </w:p>
+    <w:p>
+      <w:r>
+        <w:t xml:space="preserve">Solution: A valid email has a username, the @ symbol, and a domain (nurse@example.com).</w:t>
+      </w:r>
+    </w:p>
+    <w:p>
+      <w:r>
+        <w:t xml:space="preserve">Positive Marks: 1</w:t>
+      </w:r>
+    </w:p>
+    <w:p>
+      <w:r>
+        <w:t xml:space="preserve">Negative Marks: 0.25</w:t>
+      </w:r>
+    </w:p>
+    <w:p>
+      <w:r>
+        <w:t xml:space="preserve"/>
+      </w:r>
+    </w:p>
+    <w:p>
+      <w:r>
+        <w:t xml:space="preserve">Question: Plants absorb which gas during photosynthesis?</w:t>
+      </w:r>
+    </w:p>
+    <w:p>
+      <w:r>
+        <w:t xml:space="preserve">(a) Oxygen</w:t>
+      </w:r>
+    </w:p>
+    <w:p>
+      <w:r>
+        <w:t xml:space="preserve">(b) Nitrogen</w:t>
+      </w:r>
+    </w:p>
+    <w:p>
+      <w:r>
+        <w:t xml:space="preserve">(c) Hydrogen</w:t>
+      </w:r>
+    </w:p>
+    <w:p>
+      <w:r>
+        <w:t xml:space="preserve">(d) Carbon dioxide</w:t>
+      </w:r>
+    </w:p>
+    <w:p>
+      <w:r>
+        <w:t xml:space="preserve">Answer: d</w:t>
+      </w:r>
+    </w:p>
+    <w:p>
+      <w:r>
+        <w:t xml:space="preserve">Solution: Plants take in carbon dioxide and release oxygen during photosynthesis.</w:t>
+      </w:r>
+    </w:p>
+    <w:p>
+      <w:r>
+        <w:t xml:space="preserve">Positive Marks: 1</w:t>
+      </w:r>
+    </w:p>
+    <w:p>
+      <w:r>
+        <w:t xml:space="preserve">Negative Marks: 0.25</w:t>
       </w:r>
     </w:p>
     <w:sectPr>
       <w:pgSz w:w="12240" w:h="15840"/>
-      <w:pgMar w:top="864" w:right="1008" w:bottom="864" w:left="1008" w:header="720" w:footer="720" w:gutter="0"/>
+      <w:pgMar w:top="1440" w:right="1800" w:bottom="1440" w:left="1800" w:header="720" w:footer="720" w:gutter="0"/>
       <w:cols w:space="720"/>
       <w:docGrid w:linePitch="360"/>
     </w:sectPr>
@@ -2715,10 +1365,6 @@
     <w:name w:val="Normal"/>
     <w:qFormat/>
     <w:rsid w:val="00FC693F"/>
-    <w:rPr>
-      <w:rFonts w:ascii="Calibri" w:hAnsi="Calibri"/>
-      <w:sz w:val="22"/>
-    </w:rPr>
   </w:style>
   <w:style w:type="paragraph" w:styleId="Header">
     <w:name w:val="header"/>
